--- a/files/휴가_근태_가이드.docx
+++ b/files/휴가_근태_가이드.docx
@@ -526,10 +526,10 @@
               <w:jc w:val="center"/>
             </w:pPr>
             <w:r>
-              <w:t>최대</w:t>
-            </w:r>
-            <w:r>
-              <w:t xml:space="preserve"> 25</w:t>
+              <w:t/>
+            </w:r>
+            <w:r>
+              <w:t xml:space="preserve">18</w:t>
             </w:r>
             <w:r>
               <w:t>일</w:t>
@@ -545,7 +545,7 @@
               <w:jc w:val="center"/>
             </w:pPr>
             <w:r>
-              <w:t>상한선</w:t>
+              <w:t>7년 18일, 9년 19일, 이후 2년마다 1일 추가. 상한</w:t>
             </w:r>
             <w:r>
               <w:t xml:space="preserve"> 25</w:t>

--- a/files/휴가_근태_가이드.docx
+++ b/files/휴가_근태_가이드.docx
@@ -13818,10 +13818,4 @@
     <ds:schemaRef ds:uri="http://schemas.openxmlformats.org/officeDocument/2006/bibliography"/>
   </ds:schemaRefs>
 </ds:datastoreItem>
-</file>
-
-<file path=docMetadata/LabelInfo.xml><?xml version="1.0" encoding="utf-8"?>
-<clbl:labelList xmlns:clbl="http://schemas.microsoft.com/office/2020/mipLabelMetadata">
-  <clbl:label id="{f42aa342-8706-4288-bd11-ebb85995028c}" enabled="1" method="Privileged" siteId="{72f988bf-86f1-41af-91ab-2d7cd011db47}" removed="0"/>
-</clbl:labelList>
 </file>